--- a/DEV_QA/output/cost_baseline_report.docx
+++ b/DEV_QA/output/cost_baseline_report.docx
@@ -10,7 +10,7 @@
         <w:rPr>
           <w:color w:val="1A1A2E"/>
         </w:rPr>
-        <w:t>Cost Baseline</w:t>
+        <w:t>COST BASELINE</w:t>
       </w:r>
     </w:p>
     <w:p>
@@ -24,35 +24,50 @@
         <w:t>LiLu E-Commerce MVP</w:t>
       </w:r>
     </w:p>
+    <w:p/>
     <w:p>
       <w:r>
         <w:rPr>
+          <w:rFonts w:ascii="Calibri" w:hAnsi="Calibri"/>
           <w:b/>
           <w:i w:val="0"/>
-          <w:sz w:val="22"/>
+          <w:sz w:val="24"/>
         </w:rPr>
-        <w:t>Автор: Мульков Максим (Dev/QA)</w:t>
+        <w:t>ВЗУТТЄВА ФАБРИКА «LiLu» — E-Commerce Platform</w:t>
       </w:r>
     </w:p>
     <w:p>
       <w:r>
         <w:rPr>
+          <w:rFonts w:ascii="Calibri" w:hAnsi="Calibri"/>
           <w:b w:val="0"/>
           <w:i w:val="0"/>
           <w:sz w:val="22"/>
         </w:rPr>
-        <w:t>Дата: 06.04.2026 | Версія: 1.0</w:t>
+        <w:t>Dev/QA: Мульков Максим  |  PM: Мурадян Руслан  |  BA: Покась Ілля</w:t>
+      </w:r>
+    </w:p>
+    <w:p>
+      <w:r>
+        <w:rPr>
+          <w:rFonts w:ascii="Calibri" w:hAnsi="Calibri"/>
+          <w:b w:val="0"/>
+          <w:i w:val="0"/>
+          <w:sz w:val="22"/>
+        </w:rPr>
+        <w:t>Команда: 3Course-PROJECT  |  Дата: 10.04.2026  |  Версія: 2.0</w:t>
       </w:r>
     </w:p>
     <w:p/>
     <w:p>
       <w:r>
         <w:rPr>
+          <w:rFonts w:ascii="Calibri" w:hAnsi="Calibri"/>
           <w:b w:val="0"/>
           <w:i/>
           <w:sz w:val="22"/>
         </w:rPr>
-        <w:t>Наталія попросила: «Прорахуйте мені вартість цього сайту і скажіть, як довго нам чекати до запуску».</w:t>
+        <w:t>Наталія Кобринська: "Прорахуйте мені вартість цього сайту і скажіть, як довго нам чекати до запуску."</w:t>
       </w:r>
     </w:p>
     <w:p/>
@@ -161,7 +176,7 @@
               <w:rPr>
                 <w:sz w:val="20"/>
               </w:rPr>
-              <w:t>Hostiq</w:t>
+              <w:t>Hostiq / Ukraine.com.ua</w:t>
             </w:r>
           </w:p>
         </w:tc>
@@ -215,7 +230,7 @@
               <w:rPr>
                 <w:sz w:val="20"/>
               </w:rPr>
-              <w:t>Let's Encrypt</w:t>
+              <w:t>Let's Encrypt (Vercel)</w:t>
             </w:r>
           </w:p>
         </w:tc>
@@ -241,7 +256,7 @@
               <w:rPr>
                 <w:sz w:val="20"/>
               </w:rPr>
-              <w:t>Безкоштовний</w:t>
+              <w:t>Автоматичне поновлення</w:t>
             </w:r>
           </w:p>
         </w:tc>
@@ -269,7 +284,7 @@
               <w:rPr>
                 <w:sz w:val="20"/>
               </w:rPr>
-              <w:t>Vercel (Hobby)</w:t>
+              <w:t>Vercel (Hobby план)</w:t>
             </w:r>
           </w:p>
         </w:tc>
@@ -295,7 +310,7 @@
               <w:rPr>
                 <w:sz w:val="20"/>
               </w:rPr>
-              <w:t>Free tier</w:t>
+              <w:t>Безкоштовний для Next.js</w:t>
             </w:r>
           </w:p>
         </w:tc>
@@ -336,7 +351,7 @@
               <w:rPr>
                 <w:sz w:val="20"/>
               </w:rPr>
-              <w:t>0 – 200</w:t>
+              <w:t>0 - 200</w:t>
             </w:r>
           </w:p>
         </w:tc>
@@ -349,7 +364,7 @@
               <w:rPr>
                 <w:sz w:val="20"/>
               </w:rPr>
-              <w:t>Free tier достатній</w:t>
+              <w:t>Free tier достатній для MVP</w:t>
             </w:r>
           </w:p>
         </w:tc>
@@ -364,7 +379,7 @@
               <w:rPr>
                 <w:sz w:val="20"/>
               </w:rPr>
-              <w:t>База даних</w:t>
+              <w:t>БД PostgreSQL</w:t>
             </w:r>
           </w:p>
         </w:tc>
@@ -390,7 +405,7 @@
               <w:rPr>
                 <w:sz w:val="20"/>
               </w:rPr>
-              <w:t>0 – 150</w:t>
+              <w:t>0 - 150</w:t>
             </w:r>
           </w:p>
         </w:tc>
@@ -403,7 +418,7 @@
               <w:rPr>
                 <w:sz w:val="20"/>
               </w:rPr>
-              <w:t>Free: 500MB</w:t>
+              <w:t>Free: 500MB (достатньо)</w:t>
             </w:r>
           </w:p>
         </w:tc>
@@ -457,7 +472,7 @@
               <w:rPr>
                 <w:sz w:val="20"/>
               </w:rPr>
-              <w:t>Free: 25GB</w:t>
+              <w:t>Free: 25GB bandwidth</w:t>
             </w:r>
           </w:p>
         </w:tc>
@@ -472,7 +487,7 @@
               <w:rPr>
                 <w:sz w:val="20"/>
               </w:rPr>
-              <w:t>Кешування</w:t>
+              <w:t>Кешування Redis</w:t>
             </w:r>
           </w:p>
         </w:tc>
@@ -485,7 +500,7 @@
               <w:rPr>
                 <w:sz w:val="20"/>
               </w:rPr>
-              <w:t>Upstash Redis</w:t>
+              <w:t>Upstash</w:t>
             </w:r>
           </w:p>
         </w:tc>
@@ -580,7 +595,7 @@
               <w:rPr>
                 <w:sz w:val="20"/>
               </w:rPr>
-              <w:t>РАЗОМ</w:t>
+              <w:t>РАЗОМ інфраструктура</w:t>
             </w:r>
           </w:p>
         </w:tc>
@@ -605,7 +620,7 @@
               <w:rPr>
                 <w:sz w:val="20"/>
               </w:rPr>
-              <w:t>21 – 371</w:t>
+              <w:t>21 - 371</w:t>
             </w:r>
           </w:p>
         </w:tc>
@@ -632,7 +647,7 @@
         <w:rPr>
           <w:color w:val="1A1A2E"/>
         </w:rPr>
-        <w:t>2. Вартість інструментів розробки</w:t>
+        <w:t>2. Вартість інструментів</w:t>
       </w:r>
     </w:p>
     <w:tbl>
@@ -701,7 +716,7 @@
               <w:rPr>
                 <w:sz w:val="20"/>
               </w:rPr>
-              <w:t>Jira</w:t>
+              <w:t>Jira (Free)</w:t>
             </w:r>
           </w:p>
         </w:tc>
@@ -714,7 +729,7 @@
               <w:rPr>
                 <w:sz w:val="20"/>
               </w:rPr>
-              <w:t>Трекінг задач (Free до 10 осіб)</w:t>
+              <w:t>Трекінг задач, Scrum Board (до 10 осіб)</w:t>
             </w:r>
           </w:p>
         </w:tc>
@@ -727,7 +742,7 @@
               <w:rPr>
                 <w:sz w:val="20"/>
               </w:rPr>
-              <w:t>0</w:t>
+              <w:t>0 грн</w:t>
             </w:r>
           </w:p>
         </w:tc>
@@ -755,7 +770,7 @@
               <w:rPr>
                 <w:sz w:val="20"/>
               </w:rPr>
-              <w:t>Репозиторій коду</w:t>
+              <w:t>Репозиторій, документація</w:t>
             </w:r>
           </w:p>
         </w:tc>
@@ -768,7 +783,7 @@
               <w:rPr>
                 <w:sz w:val="20"/>
               </w:rPr>
-              <w:t>0</w:t>
+              <w:t>0 грн</w:t>
             </w:r>
           </w:p>
         </w:tc>
@@ -783,7 +798,7 @@
               <w:rPr>
                 <w:sz w:val="20"/>
               </w:rPr>
-              <w:t>Figma</w:t>
+              <w:t>Figma (Free)</w:t>
             </w:r>
           </w:p>
         </w:tc>
@@ -796,7 +811,7 @@
               <w:rPr>
                 <w:sz w:val="20"/>
               </w:rPr>
-              <w:t>Прототипування</w:t>
+              <w:t>Прототипування UI</w:t>
             </w:r>
           </w:p>
         </w:tc>
@@ -809,7 +824,7 @@
               <w:rPr>
                 <w:sz w:val="20"/>
               </w:rPr>
-              <w:t>0</w:t>
+              <w:t>0 грн</w:t>
             </w:r>
           </w:p>
         </w:tc>
@@ -850,7 +865,7 @@
               <w:rPr>
                 <w:sz w:val="20"/>
               </w:rPr>
-              <w:t>0</w:t>
+              <w:t>0 грн</w:t>
             </w:r>
           </w:p>
         </w:tc>
@@ -891,7 +906,7 @@
               <w:rPr>
                 <w:sz w:val="20"/>
               </w:rPr>
-              <w:t>0</w:t>
+              <w:t>0 грн</w:t>
             </w:r>
           </w:p>
         </w:tc>
@@ -906,7 +921,7 @@
               <w:rPr>
                 <w:sz w:val="20"/>
               </w:rPr>
-              <w:t>РАЗОМ</w:t>
+              <w:t>РАЗОМ інструменти</w:t>
             </w:r>
           </w:p>
         </w:tc>
@@ -931,7 +946,7 @@
               <w:rPr>
                 <w:sz w:val="20"/>
               </w:rPr>
-              <w:t>0</w:t>
+              <w:t>0 грн</w:t>
             </w:r>
           </w:p>
         </w:tc>
@@ -946,7 +961,7 @@
         <w:rPr>
           <w:color w:val="1A1A2E"/>
         </w:rPr>
-        <w:t>3. Вартість зовнішніх сервісів</w:t>
+        <w:t>3. Транзакційні витрати (зовнішні сервіси)</w:t>
       </w:r>
     </w:p>
     <w:tbl>
@@ -1028,7 +1043,7 @@
               <w:rPr>
                 <w:sz w:val="20"/>
               </w:rPr>
-              <w:t>Комісія з транзакції</w:t>
+              <w:t>Комісія з кожної транзакції</w:t>
             </w:r>
           </w:p>
         </w:tc>
@@ -1041,7 +1056,7 @@
               <w:rPr>
                 <w:sz w:val="20"/>
               </w:rPr>
-              <w:t>2.75%</w:t>
+              <w:t>2.75% від суми платежу</w:t>
             </w:r>
           </w:p>
         </w:tc>
@@ -1082,7 +1097,7 @@
               <w:rPr>
                 <w:sz w:val="20"/>
               </w:rPr>
-              <w:t>0</w:t>
+              <w:t>0 (клієнт оплачує доставку)</w:t>
             </w:r>
           </w:p>
         </w:tc>
@@ -1110,7 +1125,7 @@
               <w:rPr>
                 <w:sz w:val="20"/>
               </w:rPr>
-              <w:t>Залежить від регіону</w:t>
+              <w:t>Визначає фабрика</w:t>
             </w:r>
           </w:p>
         </w:tc>
@@ -1123,7 +1138,7 @@
               <w:rPr>
                 <w:sz w:val="20"/>
               </w:rPr>
-              <w:t>Визначає фабрика</w:t>
+              <w:t>Фіксована ціна по місту</w:t>
             </w:r>
           </w:p>
         </w:tc>
@@ -1138,7 +1153,1210 @@
         <w:rPr>
           <w:color w:val="1A1A2E"/>
         </w:rPr>
-        <w:t>4. Вартість людських ресурсів</w:t>
+        <w:t>4. Розрахункова вартість роботи команди</w:t>
+      </w:r>
+    </w:p>
+    <w:p>
+      <w:r>
+        <w:rPr>
+          <w:rFonts w:ascii="Calibri" w:hAnsi="Calibri"/>
+          <w:b/>
+          <w:i w:val="0"/>
+          <w:sz w:val="22"/>
+        </w:rPr>
+        <w:t>Оцінка годин базується на WBS v1.0 (BA Покась) — 175 загальних годин на проєкт.</w:t>
+      </w:r>
+    </w:p>
+    <w:p/>
+    <w:p>
+      <w:pPr>
+        <w:pStyle w:val="Heading3"/>
+      </w:pPr>
+      <w:r>
+        <w:rPr>
+          <w:color w:val="1A1A2E"/>
+        </w:rPr>
+        <w:t>4.1. PM — Мурадян Руслан</w:t>
+      </w:r>
+    </w:p>
+    <w:tbl>
+      <w:tblPr>
+        <w:tblStyle w:val="LightGrid-Accent1"/>
+        <w:tblW w:type="auto" w:w="0"/>
+        <w:jc w:val="center"/>
+        <w:tblLook w:firstColumn="1" w:firstRow="1" w:lastColumn="0" w:lastRow="0" w:noHBand="0" w:noVBand="1" w:val="04A0"/>
+      </w:tblPr>
+      <w:tblGrid>
+        <w:gridCol w:w="2880"/>
+        <w:gridCol w:w="2880"/>
+        <w:gridCol w:w="2880"/>
+      </w:tblGrid>
+      <w:tr>
+        <w:tc>
+          <w:tcPr>
+            <w:tcW w:type="dxa" w:w="2880"/>
+          </w:tcPr>
+          <w:p>
+            <w:r>
+              <w:rPr>
+                <w:b/>
+                <w:sz w:val="20"/>
+              </w:rPr>
+              <w:t>Фаза</w:t>
+            </w:r>
+          </w:p>
+        </w:tc>
+        <w:tc>
+          <w:tcPr>
+            <w:tcW w:type="dxa" w:w="2880"/>
+          </w:tcPr>
+          <w:p>
+            <w:r>
+              <w:rPr>
+                <w:b/>
+                <w:sz w:val="20"/>
+              </w:rPr>
+              <w:t>Задачі (згідно WBS / Comm Plan)</w:t>
+            </w:r>
+          </w:p>
+        </w:tc>
+        <w:tc>
+          <w:tcPr>
+            <w:tcW w:type="dxa" w:w="2880"/>
+          </w:tcPr>
+          <w:p>
+            <w:r>
+              <w:rPr>
+                <w:b/>
+                <w:sz w:val="20"/>
+              </w:rPr>
+              <w:t>Годин</w:t>
+            </w:r>
+          </w:p>
+        </w:tc>
+      </w:tr>
+      <w:tr>
+        <w:tc>
+          <w:tcPr>
+            <w:tcW w:type="dxa" w:w="2880"/>
+          </w:tcPr>
+          <w:p>
+            <w:r>
+              <w:rPr>
+                <w:sz w:val="20"/>
+              </w:rPr>
+              <w:t>Initiation</w:t>
+            </w:r>
+          </w:p>
+        </w:tc>
+        <w:tc>
+          <w:tcPr>
+            <w:tcW w:type="dxa" w:w="2880"/>
+          </w:tcPr>
+          <w:p>
+            <w:r>
+              <w:rPr>
+                <w:sz w:val="20"/>
+              </w:rPr>
+              <w:t>Charter, Stakeholders Matrix</w:t>
+            </w:r>
+          </w:p>
+        </w:tc>
+        <w:tc>
+          <w:tcPr>
+            <w:tcW w:type="dxa" w:w="2880"/>
+          </w:tcPr>
+          <w:p>
+            <w:r>
+              <w:rPr>
+                <w:sz w:val="20"/>
+              </w:rPr>
+              <w:t>5 год</w:t>
+            </w:r>
+          </w:p>
+        </w:tc>
+      </w:tr>
+      <w:tr>
+        <w:tc>
+          <w:tcPr>
+            <w:tcW w:type="dxa" w:w="2880"/>
+          </w:tcPr>
+          <w:p>
+            <w:r>
+              <w:rPr>
+                <w:sz w:val="20"/>
+              </w:rPr>
+              <w:t>Planning</w:t>
+            </w:r>
+          </w:p>
+        </w:tc>
+        <w:tc>
+          <w:tcPr>
+            <w:tcW w:type="dxa" w:w="2880"/>
+          </w:tcPr>
+          <w:p>
+            <w:r>
+              <w:rPr>
+                <w:sz w:val="20"/>
+              </w:rPr>
+              <w:t>WBS review, Gantt/Schedule, Risk Register, Comm Plan</w:t>
+            </w:r>
+          </w:p>
+        </w:tc>
+        <w:tc>
+          <w:tcPr>
+            <w:tcW w:type="dxa" w:w="2880"/>
+          </w:tcPr>
+          <w:p>
+            <w:r>
+              <w:rPr>
+                <w:sz w:val="20"/>
+              </w:rPr>
+              <w:t>12 год</w:t>
+            </w:r>
+          </w:p>
+        </w:tc>
+      </w:tr>
+      <w:tr>
+        <w:tc>
+          <w:tcPr>
+            <w:tcW w:type="dxa" w:w="2880"/>
+          </w:tcPr>
+          <w:p>
+            <w:r>
+              <w:rPr>
+                <w:sz w:val="20"/>
+              </w:rPr>
+              <w:t>Sprint 1</w:t>
+            </w:r>
+          </w:p>
+        </w:tc>
+        <w:tc>
+          <w:tcPr>
+            <w:tcW w:type="dxa" w:w="2880"/>
+          </w:tcPr>
+          <w:p>
+            <w:r>
+              <w:rPr>
+                <w:sz w:val="20"/>
+              </w:rPr>
+              <w:t>Sprint Planning, Daily Standup, Sprint Review/Demo</w:t>
+            </w:r>
+          </w:p>
+        </w:tc>
+        <w:tc>
+          <w:tcPr>
+            <w:tcW w:type="dxa" w:w="2880"/>
+          </w:tcPr>
+          <w:p>
+            <w:r>
+              <w:rPr>
+                <w:sz w:val="20"/>
+              </w:rPr>
+              <w:t>8 год</w:t>
+            </w:r>
+          </w:p>
+        </w:tc>
+      </w:tr>
+      <w:tr>
+        <w:tc>
+          <w:tcPr>
+            <w:tcW w:type="dxa" w:w="2880"/>
+          </w:tcPr>
+          <w:p>
+            <w:r>
+              <w:rPr>
+                <w:sz w:val="20"/>
+              </w:rPr>
+              <w:t>Sprint 2</w:t>
+            </w:r>
+          </w:p>
+        </w:tc>
+        <w:tc>
+          <w:tcPr>
+            <w:tcW w:type="dxa" w:w="2880"/>
+          </w:tcPr>
+          <w:p>
+            <w:r>
+              <w:rPr>
+                <w:sz w:val="20"/>
+              </w:rPr>
+              <w:t>Sprint Planning, Daily Standup, Sprint Review/Demo</w:t>
+            </w:r>
+          </w:p>
+        </w:tc>
+        <w:tc>
+          <w:tcPr>
+            <w:tcW w:type="dxa" w:w="2880"/>
+          </w:tcPr>
+          <w:p>
+            <w:r>
+              <w:rPr>
+                <w:sz w:val="20"/>
+              </w:rPr>
+              <w:t>8 год</w:t>
+            </w:r>
+          </w:p>
+        </w:tc>
+      </w:tr>
+      <w:tr>
+        <w:tc>
+          <w:tcPr>
+            <w:tcW w:type="dxa" w:w="2880"/>
+          </w:tcPr>
+          <w:p>
+            <w:r>
+              <w:rPr>
+                <w:sz w:val="20"/>
+              </w:rPr>
+              <w:t>Sprint 3</w:t>
+            </w:r>
+          </w:p>
+        </w:tc>
+        <w:tc>
+          <w:tcPr>
+            <w:tcW w:type="dxa" w:w="2880"/>
+          </w:tcPr>
+          <w:p>
+            <w:r>
+              <w:rPr>
+                <w:sz w:val="20"/>
+              </w:rPr>
+              <w:t>Sprint Review, контроль деплою, ескалації</w:t>
+            </w:r>
+          </w:p>
+        </w:tc>
+        <w:tc>
+          <w:tcPr>
+            <w:tcW w:type="dxa" w:w="2880"/>
+          </w:tcPr>
+          <w:p>
+            <w:r>
+              <w:rPr>
+                <w:sz w:val="20"/>
+              </w:rPr>
+              <w:t>8 год</w:t>
+            </w:r>
+          </w:p>
+        </w:tc>
+      </w:tr>
+      <w:tr>
+        <w:tc>
+          <w:tcPr>
+            <w:tcW w:type="dxa" w:w="2880"/>
+          </w:tcPr>
+          <w:p>
+            <w:r>
+              <w:rPr>
+                <w:sz w:val="20"/>
+              </w:rPr>
+              <w:t>Closure</w:t>
+            </w:r>
+          </w:p>
+        </w:tc>
+        <w:tc>
+          <w:tcPr>
+            <w:tcW w:type="dxa" w:w="2880"/>
+          </w:tcPr>
+          <w:p>
+            <w:r>
+              <w:rPr>
+                <w:sz w:val="20"/>
+              </w:rPr>
+              <w:t>Lessons Learned, Closure Report, передача клієнту</w:t>
+            </w:r>
+          </w:p>
+        </w:tc>
+        <w:tc>
+          <w:tcPr>
+            <w:tcW w:type="dxa" w:w="2880"/>
+          </w:tcPr>
+          <w:p>
+            <w:r>
+              <w:rPr>
+                <w:sz w:val="20"/>
+              </w:rPr>
+              <w:t>5 год</w:t>
+            </w:r>
+          </w:p>
+        </w:tc>
+      </w:tr>
+      <w:tr>
+        <w:tc>
+          <w:tcPr>
+            <w:tcW w:type="dxa" w:w="2880"/>
+          </w:tcPr>
+          <w:p>
+            <w:r>
+              <w:rPr>
+                <w:sz w:val="20"/>
+              </w:rPr>
+              <w:t>Комунікація</w:t>
+            </w:r>
+          </w:p>
+        </w:tc>
+        <w:tc>
+          <w:tcPr>
+            <w:tcW w:type="dxa" w:w="2880"/>
+          </w:tcPr>
+          <w:p>
+            <w:r>
+              <w:rPr>
+                <w:sz w:val="20"/>
+              </w:rPr>
+              <w:t>Telegram/Viber з клієнтом (Наталія), координація</w:t>
+            </w:r>
+          </w:p>
+        </w:tc>
+        <w:tc>
+          <w:tcPr>
+            <w:tcW w:type="dxa" w:w="2880"/>
+          </w:tcPr>
+          <w:p>
+            <w:r>
+              <w:rPr>
+                <w:sz w:val="20"/>
+              </w:rPr>
+              <w:t>10 год</w:t>
+            </w:r>
+          </w:p>
+        </w:tc>
+      </w:tr>
+      <w:tr>
+        <w:tc>
+          <w:tcPr>
+            <w:tcW w:type="dxa" w:w="2880"/>
+          </w:tcPr>
+          <w:p>
+            <w:r>
+              <w:rPr>
+                <w:sz w:val="20"/>
+              </w:rPr>
+              <w:t>РАЗОМ PM</w:t>
+            </w:r>
+          </w:p>
+        </w:tc>
+        <w:tc>
+          <w:tcPr>
+            <w:tcW w:type="dxa" w:w="2880"/>
+          </w:tcPr>
+          <w:p>
+            <w:r>
+              <w:rPr>
+                <w:sz w:val="20"/>
+              </w:rPr>
+            </w:r>
+          </w:p>
+        </w:tc>
+        <w:tc>
+          <w:tcPr>
+            <w:tcW w:type="dxa" w:w="2880"/>
+          </w:tcPr>
+          <w:p>
+            <w:r>
+              <w:rPr>
+                <w:sz w:val="20"/>
+              </w:rPr>
+              <w:t>56 год</w:t>
+            </w:r>
+          </w:p>
+        </w:tc>
+      </w:tr>
+    </w:tbl>
+    <w:p>
+      <w:r>
+        <w:rPr>
+          <w:rFonts w:ascii="Calibri" w:hAnsi="Calibri"/>
+          <w:b/>
+          <w:i w:val="0"/>
+          <w:sz w:val="22"/>
+        </w:rPr>
+        <w:t>Розрахункова вартість PM: 56 год x 450 грн/год = 25,200 грн</w:t>
+      </w:r>
+    </w:p>
+    <w:p/>
+    <w:p>
+      <w:pPr>
+        <w:pStyle w:val="Heading3"/>
+      </w:pPr>
+      <w:r>
+        <w:rPr>
+          <w:color w:val="1A1A2E"/>
+        </w:rPr>
+        <w:t>4.2. BA — Покась Ілля</w:t>
+      </w:r>
+    </w:p>
+    <w:tbl>
+      <w:tblPr>
+        <w:tblStyle w:val="LightGrid-Accent1"/>
+        <w:tblW w:type="auto" w:w="0"/>
+        <w:jc w:val="center"/>
+        <w:tblLook w:firstColumn="1" w:firstRow="1" w:lastColumn="0" w:lastRow="0" w:noHBand="0" w:noVBand="1" w:val="04A0"/>
+      </w:tblPr>
+      <w:tblGrid>
+        <w:gridCol w:w="2880"/>
+        <w:gridCol w:w="2880"/>
+        <w:gridCol w:w="2880"/>
+      </w:tblGrid>
+      <w:tr>
+        <w:tc>
+          <w:tcPr>
+            <w:tcW w:type="dxa" w:w="2880"/>
+          </w:tcPr>
+          <w:p>
+            <w:r>
+              <w:rPr>
+                <w:b/>
+                <w:sz w:val="20"/>
+              </w:rPr>
+              <w:t>Фаза</w:t>
+            </w:r>
+          </w:p>
+        </w:tc>
+        <w:tc>
+          <w:tcPr>
+            <w:tcW w:type="dxa" w:w="2880"/>
+          </w:tcPr>
+          <w:p>
+            <w:r>
+              <w:rPr>
+                <w:b/>
+                <w:sz w:val="20"/>
+              </w:rPr>
+              <w:t>Задачі (згідно WBS / Quality Plan)</w:t>
+            </w:r>
+          </w:p>
+        </w:tc>
+        <w:tc>
+          <w:tcPr>
+            <w:tcW w:type="dxa" w:w="2880"/>
+          </w:tcPr>
+          <w:p>
+            <w:r>
+              <w:rPr>
+                <w:b/>
+                <w:sz w:val="20"/>
+              </w:rPr>
+              <w:t>Годин</w:t>
+            </w:r>
+          </w:p>
+        </w:tc>
+      </w:tr>
+      <w:tr>
+        <w:tc>
+          <w:tcPr>
+            <w:tcW w:type="dxa" w:w="2880"/>
+          </w:tcPr>
+          <w:p>
+            <w:r>
+              <w:rPr>
+                <w:sz w:val="20"/>
+              </w:rPr>
+              <w:t>Initiation</w:t>
+            </w:r>
+          </w:p>
+        </w:tc>
+        <w:tc>
+          <w:tcPr>
+            <w:tcW w:type="dxa" w:w="2880"/>
+          </w:tcPr>
+          <w:p>
+            <w:r>
+              <w:rPr>
+                <w:sz w:val="20"/>
+              </w:rPr>
+              <w:t>Business Case (аналіз транскрипції клієнта)</w:t>
+            </w:r>
+          </w:p>
+        </w:tc>
+        <w:tc>
+          <w:tcPr>
+            <w:tcW w:type="dxa" w:w="2880"/>
+          </w:tcPr>
+          <w:p>
+            <w:r>
+              <w:rPr>
+                <w:sz w:val="20"/>
+              </w:rPr>
+              <w:t>4 год</w:t>
+            </w:r>
+          </w:p>
+        </w:tc>
+      </w:tr>
+      <w:tr>
+        <w:tc>
+          <w:tcPr>
+            <w:tcW w:type="dxa" w:w="2880"/>
+          </w:tcPr>
+          <w:p>
+            <w:r>
+              <w:rPr>
+                <w:sz w:val="20"/>
+              </w:rPr>
+              <w:t>Planning</w:t>
+            </w:r>
+          </w:p>
+        </w:tc>
+        <w:tc>
+          <w:tcPr>
+            <w:tcW w:type="dxa" w:w="2880"/>
+          </w:tcPr>
+          <w:p>
+            <w:r>
+              <w:rPr>
+                <w:sz w:val="20"/>
+              </w:rPr>
+              <w:t>WBS, Product Backlog (23 US), Quality Plan, Lifecycle</w:t>
+            </w:r>
+          </w:p>
+        </w:tc>
+        <w:tc>
+          <w:tcPr>
+            <w:tcW w:type="dxa" w:w="2880"/>
+          </w:tcPr>
+          <w:p>
+            <w:r>
+              <w:rPr>
+                <w:sz w:val="20"/>
+              </w:rPr>
+              <w:t>18 год</w:t>
+            </w:r>
+          </w:p>
+        </w:tc>
+      </w:tr>
+      <w:tr>
+        <w:tc>
+          <w:tcPr>
+            <w:tcW w:type="dxa" w:w="2880"/>
+          </w:tcPr>
+          <w:p>
+            <w:r>
+              <w:rPr>
+                <w:sz w:val="20"/>
+              </w:rPr>
+              <w:t>Sprint 1</w:t>
+            </w:r>
+          </w:p>
+        </w:tc>
+        <w:tc>
+          <w:tcPr>
+            <w:tcW w:type="dxa" w:w="2880"/>
+          </w:tcPr>
+          <w:p>
+            <w:r>
+              <w:rPr>
+                <w:sz w:val="20"/>
+              </w:rPr>
+              <w:t>Acceptance testing каталогу та складу, контент</w:t>
+            </w:r>
+          </w:p>
+        </w:tc>
+        <w:tc>
+          <w:tcPr>
+            <w:tcW w:type="dxa" w:w="2880"/>
+          </w:tcPr>
+          <w:p>
+            <w:r>
+              <w:rPr>
+                <w:sz w:val="20"/>
+              </w:rPr>
+              <w:t>8 год</w:t>
+            </w:r>
+          </w:p>
+        </w:tc>
+      </w:tr>
+      <w:tr>
+        <w:tc>
+          <w:tcPr>
+            <w:tcW w:type="dxa" w:w="2880"/>
+          </w:tcPr>
+          <w:p>
+            <w:r>
+              <w:rPr>
+                <w:sz w:val="20"/>
+              </w:rPr>
+              <w:t>Sprint 2</w:t>
+            </w:r>
+          </w:p>
+        </w:tc>
+        <w:tc>
+          <w:tcPr>
+            <w:tcW w:type="dxa" w:w="2880"/>
+          </w:tcPr>
+          <w:p>
+            <w:r>
+              <w:rPr>
+                <w:sz w:val="20"/>
+              </w:rPr>
+              <w:t>Acceptance testing кошика, оплати, доставки</w:t>
+            </w:r>
+          </w:p>
+        </w:tc>
+        <w:tc>
+          <w:tcPr>
+            <w:tcW w:type="dxa" w:w="2880"/>
+          </w:tcPr>
+          <w:p>
+            <w:r>
+              <w:rPr>
+                <w:sz w:val="20"/>
+              </w:rPr>
+              <w:t>8 год</w:t>
+            </w:r>
+          </w:p>
+        </w:tc>
+      </w:tr>
+      <w:tr>
+        <w:tc>
+          <w:tcPr>
+            <w:tcW w:type="dxa" w:w="2880"/>
+          </w:tcPr>
+          <w:p>
+            <w:r>
+              <w:rPr>
+                <w:sz w:val="20"/>
+              </w:rPr>
+              <w:t>Sprint 3</w:t>
+            </w:r>
+          </w:p>
+        </w:tc>
+        <w:tc>
+          <w:tcPr>
+            <w:tcW w:type="dxa" w:w="2880"/>
+          </w:tcPr>
+          <w:p>
+            <w:r>
+              <w:rPr>
+                <w:sz w:val="20"/>
+              </w:rPr>
+              <w:t>Acceptance testing деплою, фінальна перевірка</w:t>
+            </w:r>
+          </w:p>
+        </w:tc>
+        <w:tc>
+          <w:tcPr>
+            <w:tcW w:type="dxa" w:w="2880"/>
+          </w:tcPr>
+          <w:p>
+            <w:r>
+              <w:rPr>
+                <w:sz w:val="20"/>
+              </w:rPr>
+              <w:t>5 год</w:t>
+            </w:r>
+          </w:p>
+        </w:tc>
+      </w:tr>
+      <w:tr>
+        <w:tc>
+          <w:tcPr>
+            <w:tcW w:type="dxa" w:w="2880"/>
+          </w:tcPr>
+          <w:p>
+            <w:r>
+              <w:rPr>
+                <w:sz w:val="20"/>
+              </w:rPr>
+              <w:t>Closure</w:t>
+            </w:r>
+          </w:p>
+        </w:tc>
+        <w:tc>
+          <w:tcPr>
+            <w:tcW w:type="dxa" w:w="2880"/>
+          </w:tcPr>
+          <w:p>
+            <w:r>
+              <w:rPr>
+                <w:sz w:val="20"/>
+              </w:rPr>
+              <w:t>Підготовка UAT з клієнтом, документація</w:t>
+            </w:r>
+          </w:p>
+        </w:tc>
+        <w:tc>
+          <w:tcPr>
+            <w:tcW w:type="dxa" w:w="2880"/>
+          </w:tcPr>
+          <w:p>
+            <w:r>
+              <w:rPr>
+                <w:sz w:val="20"/>
+              </w:rPr>
+              <w:t>4 год</w:t>
+            </w:r>
+          </w:p>
+        </w:tc>
+      </w:tr>
+      <w:tr>
+        <w:tc>
+          <w:tcPr>
+            <w:tcW w:type="dxa" w:w="2880"/>
+          </w:tcPr>
+          <w:p>
+            <w:r>
+              <w:rPr>
+                <w:sz w:val="20"/>
+              </w:rPr>
+              <w:t>Контент</w:t>
+            </w:r>
+          </w:p>
+        </w:tc>
+        <w:tc>
+          <w:tcPr>
+            <w:tcW w:type="dxa" w:w="2880"/>
+          </w:tcPr>
+          <w:p>
+            <w:r>
+              <w:rPr>
+                <w:sz w:val="20"/>
+              </w:rPr>
+              <w:t>Наповнення каталогу (фото, описи, ціни від клієнта)</w:t>
+            </w:r>
+          </w:p>
+        </w:tc>
+        <w:tc>
+          <w:tcPr>
+            <w:tcW w:type="dxa" w:w="2880"/>
+          </w:tcPr>
+          <w:p>
+            <w:r>
+              <w:rPr>
+                <w:sz w:val="20"/>
+              </w:rPr>
+              <w:t>8 год</w:t>
+            </w:r>
+          </w:p>
+        </w:tc>
+      </w:tr>
+      <w:tr>
+        <w:tc>
+          <w:tcPr>
+            <w:tcW w:type="dxa" w:w="2880"/>
+          </w:tcPr>
+          <w:p>
+            <w:r>
+              <w:rPr>
+                <w:sz w:val="20"/>
+              </w:rPr>
+              <w:t>РАЗОМ BA</w:t>
+            </w:r>
+          </w:p>
+        </w:tc>
+        <w:tc>
+          <w:tcPr>
+            <w:tcW w:type="dxa" w:w="2880"/>
+          </w:tcPr>
+          <w:p>
+            <w:r>
+              <w:rPr>
+                <w:sz w:val="20"/>
+              </w:rPr>
+            </w:r>
+          </w:p>
+        </w:tc>
+        <w:tc>
+          <w:tcPr>
+            <w:tcW w:type="dxa" w:w="2880"/>
+          </w:tcPr>
+          <w:p>
+            <w:r>
+              <w:rPr>
+                <w:sz w:val="20"/>
+              </w:rPr>
+              <w:t>55 год</w:t>
+            </w:r>
+          </w:p>
+        </w:tc>
+      </w:tr>
+    </w:tbl>
+    <w:p>
+      <w:r>
+        <w:rPr>
+          <w:rFonts w:ascii="Calibri" w:hAnsi="Calibri"/>
+          <w:b/>
+          <w:i w:val="0"/>
+          <w:sz w:val="22"/>
+        </w:rPr>
+        <w:t>Розрахункова вартість BA: 55 год x 400 грн/год = 22,000 грн</w:t>
+      </w:r>
+    </w:p>
+    <w:p/>
+    <w:p>
+      <w:pPr>
+        <w:pStyle w:val="Heading3"/>
+      </w:pPr>
+      <w:r>
+        <w:rPr>
+          <w:color w:val="1A1A2E"/>
+        </w:rPr>
+        <w:t>4.3. Dev/QA — Мульков Максим</w:t>
+      </w:r>
+    </w:p>
+    <w:tbl>
+      <w:tblPr>
+        <w:tblStyle w:val="LightGrid-Accent1"/>
+        <w:tblW w:type="auto" w:w="0"/>
+        <w:jc w:val="center"/>
+        <w:tblLook w:firstColumn="1" w:firstRow="1" w:lastColumn="0" w:lastRow="0" w:noHBand="0" w:noVBand="1" w:val="04A0"/>
+      </w:tblPr>
+      <w:tblGrid>
+        <w:gridCol w:w="2880"/>
+        <w:gridCol w:w="2880"/>
+        <w:gridCol w:w="2880"/>
+      </w:tblGrid>
+      <w:tr>
+        <w:tc>
+          <w:tcPr>
+            <w:tcW w:type="dxa" w:w="2880"/>
+          </w:tcPr>
+          <w:p>
+            <w:r>
+              <w:rPr>
+                <w:b/>
+                <w:sz w:val="20"/>
+              </w:rPr>
+              <w:t>Фаза</w:t>
+            </w:r>
+          </w:p>
+        </w:tc>
+        <w:tc>
+          <w:tcPr>
+            <w:tcW w:type="dxa" w:w="2880"/>
+          </w:tcPr>
+          <w:p>
+            <w:r>
+              <w:rPr>
+                <w:b/>
+                <w:sz w:val="20"/>
+              </w:rPr>
+              <w:t>Задачі (згідно Backlog + Architecture)</w:t>
+            </w:r>
+          </w:p>
+        </w:tc>
+        <w:tc>
+          <w:tcPr>
+            <w:tcW w:type="dxa" w:w="2880"/>
+          </w:tcPr>
+          <w:p>
+            <w:r>
+              <w:rPr>
+                <w:b/>
+                <w:sz w:val="20"/>
+              </w:rPr>
+              <w:t>Годин</w:t>
+            </w:r>
+          </w:p>
+        </w:tc>
+      </w:tr>
+      <w:tr>
+        <w:tc>
+          <w:tcPr>
+            <w:tcW w:type="dxa" w:w="2880"/>
+          </w:tcPr>
+          <w:p>
+            <w:r>
+              <w:rPr>
+                <w:sz w:val="20"/>
+              </w:rPr>
+              <w:t>Planning</w:t>
+            </w:r>
+          </w:p>
+        </w:tc>
+        <w:tc>
+          <w:tcPr>
+            <w:tcW w:type="dxa" w:w="2880"/>
+          </w:tcPr>
+          <w:p>
+            <w:r>
+              <w:rPr>
+                <w:sz w:val="20"/>
+              </w:rPr>
+              <w:t>Архітектура, Cost Baseline, Jira Workflow</w:t>
+            </w:r>
+          </w:p>
+        </w:tc>
+        <w:tc>
+          <w:tcPr>
+            <w:tcW w:type="dxa" w:w="2880"/>
+          </w:tcPr>
+          <w:p>
+            <w:r>
+              <w:rPr>
+                <w:sz w:val="20"/>
+              </w:rPr>
+              <w:t>8 год</w:t>
+            </w:r>
+          </w:p>
+        </w:tc>
+      </w:tr>
+      <w:tr>
+        <w:tc>
+          <w:tcPr>
+            <w:tcW w:type="dxa" w:w="2880"/>
+          </w:tcPr>
+          <w:p>
+            <w:r>
+              <w:rPr>
+                <w:sz w:val="20"/>
+              </w:rPr>
+              <w:t>Sprint 1</w:t>
+            </w:r>
+          </w:p>
+        </w:tc>
+        <w:tc>
+          <w:tcPr>
+            <w:tcW w:type="dxa" w:w="2880"/>
+          </w:tcPr>
+          <w:p>
+            <w:r>
+              <w:rPr>
+                <w:sz w:val="20"/>
+              </w:rPr>
+              <w:t>Каталог (US-01..04), Облік складу (US-05..06), Авторизація (US-07..08), Адмін CRUD (US-17..18)</w:t>
+            </w:r>
+          </w:p>
+        </w:tc>
+        <w:tc>
+          <w:tcPr>
+            <w:tcW w:type="dxa" w:w="2880"/>
+          </w:tcPr>
+          <w:p>
+            <w:r>
+              <w:rPr>
+                <w:sz w:val="20"/>
+              </w:rPr>
+              <w:t>28 год</w:t>
+            </w:r>
+          </w:p>
+        </w:tc>
+      </w:tr>
+      <w:tr>
+        <w:tc>
+          <w:tcPr>
+            <w:tcW w:type="dxa" w:w="2880"/>
+          </w:tcPr>
+          <w:p>
+            <w:r>
+              <w:rPr>
+                <w:sz w:val="20"/>
+              </w:rPr>
+              <w:t>Sprint 2</w:t>
+            </w:r>
+          </w:p>
+        </w:tc>
+        <w:tc>
+          <w:tcPr>
+            <w:tcW w:type="dxa" w:w="2880"/>
+          </w:tcPr>
+          <w:p>
+            <w:r>
+              <w:rPr>
+                <w:sz w:val="20"/>
+              </w:rPr>
+              <w:t>Кошик (US-09..11), Оплата LiqPay (US-12..13), НП API (US-14..15), Popup (US-16), Адмін замовлення (US-19)</w:t>
+            </w:r>
+          </w:p>
+        </w:tc>
+        <w:tc>
+          <w:tcPr>
+            <w:tcW w:type="dxa" w:w="2880"/>
+          </w:tcPr>
+          <w:p>
+            <w:r>
+              <w:rPr>
+                <w:sz w:val="20"/>
+              </w:rPr>
+              <w:t>24 год</w:t>
+            </w:r>
+          </w:p>
+        </w:tc>
+      </w:tr>
+      <w:tr>
+        <w:tc>
+          <w:tcPr>
+            <w:tcW w:type="dxa" w:w="2880"/>
+          </w:tcPr>
+          <w:p>
+            <w:r>
+              <w:rPr>
+                <w:sz w:val="20"/>
+              </w:rPr>
+              <w:t>Sprint 3</w:t>
+            </w:r>
+          </w:p>
+        </w:tc>
+        <w:tc>
+          <w:tcPr>
+            <w:tcW w:type="dxa" w:w="2880"/>
+          </w:tcPr>
+          <w:p>
+            <w:r>
+              <w:rPr>
+                <w:sz w:val="20"/>
+              </w:rPr>
+              <w:t>Деплой (домен, хостинг, SSL), фінальне тестування, bug-fixes</w:t>
+            </w:r>
+          </w:p>
+        </w:tc>
+        <w:tc>
+          <w:tcPr>
+            <w:tcW w:type="dxa" w:w="2880"/>
+          </w:tcPr>
+          <w:p>
+            <w:r>
+              <w:rPr>
+                <w:sz w:val="20"/>
+              </w:rPr>
+              <w:t>14 год</w:t>
+            </w:r>
+          </w:p>
+        </w:tc>
+      </w:tr>
+      <w:tr>
+        <w:tc>
+          <w:tcPr>
+            <w:tcW w:type="dxa" w:w="2880"/>
+          </w:tcPr>
+          <w:p>
+            <w:r>
+              <w:rPr>
+                <w:sz w:val="20"/>
+              </w:rPr>
+              <w:t>QA (паралельно)</w:t>
+            </w:r>
+          </w:p>
+        </w:tc>
+        <w:tc>
+          <w:tcPr>
+            <w:tcW w:type="dxa" w:w="2880"/>
+          </w:tcPr>
+          <w:p>
+            <w:r>
+              <w:rPr>
+                <w:sz w:val="20"/>
+              </w:rPr>
+              <w:t>Unit-тести, self-review, Sprint QA, регресія</w:t>
+            </w:r>
+          </w:p>
+        </w:tc>
+        <w:tc>
+          <w:tcPr>
+            <w:tcW w:type="dxa" w:w="2880"/>
+          </w:tcPr>
+          <w:p>
+            <w:r>
+              <w:rPr>
+                <w:sz w:val="20"/>
+              </w:rPr>
+              <w:t>12 год</w:t>
+            </w:r>
+          </w:p>
+        </w:tc>
+      </w:tr>
+      <w:tr>
+        <w:tc>
+          <w:tcPr>
+            <w:tcW w:type="dxa" w:w="2880"/>
+          </w:tcPr>
+          <w:p>
+            <w:r>
+              <w:rPr>
+                <w:sz w:val="20"/>
+              </w:rPr>
+              <w:t>DevOps</w:t>
+            </w:r>
+          </w:p>
+        </w:tc>
+        <w:tc>
+          <w:tcPr>
+            <w:tcW w:type="dxa" w:w="2880"/>
+          </w:tcPr>
+          <w:p>
+            <w:r>
+              <w:rPr>
+                <w:sz w:val="20"/>
+              </w:rPr>
+              <w:t>CI/CD, Vercel/Render налаштування, моніторинг</w:t>
+            </w:r>
+          </w:p>
+        </w:tc>
+        <w:tc>
+          <w:tcPr>
+            <w:tcW w:type="dxa" w:w="2880"/>
+          </w:tcPr>
+          <w:p>
+            <w:r>
+              <w:rPr>
+                <w:sz w:val="20"/>
+              </w:rPr>
+              <w:t>4 год</w:t>
+            </w:r>
+          </w:p>
+        </w:tc>
+      </w:tr>
+      <w:tr>
+        <w:tc>
+          <w:tcPr>
+            <w:tcW w:type="dxa" w:w="2880"/>
+          </w:tcPr>
+          <w:p>
+            <w:r>
+              <w:rPr>
+                <w:sz w:val="20"/>
+              </w:rPr>
+              <w:t>РАЗОМ Dev/QA</w:t>
+            </w:r>
+          </w:p>
+        </w:tc>
+        <w:tc>
+          <w:tcPr>
+            <w:tcW w:type="dxa" w:w="2880"/>
+          </w:tcPr>
+          <w:p>
+            <w:r>
+              <w:rPr>
+                <w:sz w:val="20"/>
+              </w:rPr>
+            </w:r>
+          </w:p>
+        </w:tc>
+        <w:tc>
+          <w:tcPr>
+            <w:tcW w:type="dxa" w:w="2880"/>
+          </w:tcPr>
+          <w:p>
+            <w:r>
+              <w:rPr>
+                <w:sz w:val="20"/>
+              </w:rPr>
+              <w:t>90 год</w:t>
+            </w:r>
+          </w:p>
+        </w:tc>
+      </w:tr>
+    </w:tbl>
+    <w:p>
+      <w:r>
+        <w:rPr>
+          <w:rFonts w:ascii="Calibri" w:hAnsi="Calibri"/>
+          <w:b/>
+          <w:i w:val="0"/>
+          <w:sz w:val="22"/>
+        </w:rPr>
+        <w:t>Розрахункова вартість Dev/QA: 90 год x 500 грн/год = 45,000 грн</w:t>
+      </w:r>
+    </w:p>
+    <w:p/>
+    <w:p>
+      <w:pPr>
+        <w:pStyle w:val="Heading3"/>
+      </w:pPr>
+      <w:r>
+        <w:rPr>
+          <w:color w:val="1A1A2E"/>
+        </w:rPr>
+        <w:t>4.4. Зведена таблиця вартості людських ресурсів</w:t>
       </w:r>
     </w:p>
     <w:tbl>
@@ -1194,7 +2412,7 @@
                 <w:b/>
                 <w:sz w:val="20"/>
               </w:rPr>
-              <w:t>Год/тиж</w:t>
+              <w:t>Годин</w:t>
             </w:r>
           </w:p>
         </w:tc>
@@ -1208,7 +2426,7 @@
                 <w:b/>
                 <w:sz w:val="20"/>
               </w:rPr>
-              <w:t>Тижнів</w:t>
+              <w:t>Ставка (грн/год)</w:t>
             </w:r>
           </w:p>
         </w:tc>
@@ -1222,7 +2440,7 @@
                 <w:b/>
                 <w:sz w:val="20"/>
               </w:rPr>
-              <w:t>Разом годин</w:t>
+              <w:t>Вартість (грн)</w:t>
             </w:r>
           </w:p>
         </w:tc>
@@ -1263,7 +2481,7 @@
               <w:rPr>
                 <w:sz w:val="20"/>
               </w:rPr>
-              <w:t>8</w:t>
+              <w:t>56</w:t>
             </w:r>
           </w:p>
         </w:tc>
@@ -1276,7 +2494,7 @@
               <w:rPr>
                 <w:sz w:val="20"/>
               </w:rPr>
-              <w:t>8</w:t>
+              <w:t>450</w:t>
             </w:r>
           </w:p>
         </w:tc>
@@ -1289,7 +2507,7 @@
               <w:rPr>
                 <w:sz w:val="20"/>
               </w:rPr>
-              <w:t>64</w:t>
+              <w:t>25,200</w:t>
             </w:r>
           </w:p>
         </w:tc>
@@ -1330,7 +2548,7 @@
               <w:rPr>
                 <w:sz w:val="20"/>
               </w:rPr>
-              <w:t>8</w:t>
+              <w:t>55</w:t>
             </w:r>
           </w:p>
         </w:tc>
@@ -1343,7 +2561,7 @@
               <w:rPr>
                 <w:sz w:val="20"/>
               </w:rPr>
-              <w:t>8</w:t>
+              <w:t>400</w:t>
             </w:r>
           </w:p>
         </w:tc>
@@ -1356,7 +2574,7 @@
               <w:rPr>
                 <w:sz w:val="20"/>
               </w:rPr>
-              <w:t>64</w:t>
+              <w:t>22,000</w:t>
             </w:r>
           </w:p>
         </w:tc>
@@ -1371,7 +2589,7 @@
               <w:rPr>
                 <w:sz w:val="20"/>
               </w:rPr>
-              <w:t>Dev+QA+SA</w:t>
+              <w:t>Dev/QA/SA</w:t>
             </w:r>
           </w:p>
         </w:tc>
@@ -1397,7 +2615,7 @@
               <w:rPr>
                 <w:sz w:val="20"/>
               </w:rPr>
-              <w:t>12</w:t>
+              <w:t>90</w:t>
             </w:r>
           </w:p>
         </w:tc>
@@ -1410,7 +2628,7 @@
               <w:rPr>
                 <w:sz w:val="20"/>
               </w:rPr>
-              <w:t>8</w:t>
+              <w:t>500</w:t>
             </w:r>
           </w:p>
         </w:tc>
@@ -1423,7 +2641,7 @@
               <w:rPr>
                 <w:sz w:val="20"/>
               </w:rPr>
-              <w:t>96</w:t>
+              <w:t>45,000</w:t>
             </w:r>
           </w:p>
         </w:tc>
@@ -1451,6 +2669,7 @@
               <w:rPr>
                 <w:sz w:val="20"/>
               </w:rPr>
+              <w:t>3 учасники</w:t>
             </w:r>
           </w:p>
         </w:tc>
@@ -1463,6 +2682,7 @@
               <w:rPr>
                 <w:sz w:val="20"/>
               </w:rPr>
+              <w:t>201</w:t>
             </w:r>
           </w:p>
         </w:tc>
@@ -1475,6 +2695,7 @@
               <w:rPr>
                 <w:sz w:val="20"/>
               </w:rPr>
+              <w:t>—</w:t>
             </w:r>
           </w:p>
         </w:tc>
@@ -1487,20 +2708,33 @@
               <w:rPr>
                 <w:sz w:val="20"/>
               </w:rPr>
-              <w:t>224</w:t>
+              <w:t>92,200</w:t>
             </w:r>
           </w:p>
         </w:tc>
       </w:tr>
     </w:tbl>
+    <w:p/>
     <w:p>
       <w:r>
         <w:rPr>
+          <w:rFonts w:ascii="Calibri" w:hAnsi="Calibri"/>
+          <w:b/>
+          <w:i w:val="0"/>
+          <w:sz w:val="24"/>
+        </w:rPr>
+        <w:t>Загальна вартість людських ресурсів: 92,200 грн</w:t>
+      </w:r>
+    </w:p>
+    <w:p>
+      <w:r>
+        <w:rPr>
+          <w:rFonts w:ascii="Calibri" w:hAnsi="Calibri"/>
           <w:b w:val="0"/>
           <w:i/>
           <w:sz w:val="22"/>
         </w:rPr>
-        <w:t>У межах навчального проєкту людські ресурси не тарифікуються. При ставці ~400 грн/год бюджет склав би ≈ 89 600 грн.</w:t>
+        <w:t>* У межах навчального проєкту людські ресурси не тарифікуються. Ставки вказані для ринкової оцінки проєкту на рівні Junior/Middle спеціалістів в Україні.</w:t>
       </w:r>
     </w:p>
     <w:p/>
@@ -1552,7 +2786,7 @@
                 <w:b/>
                 <w:sz w:val="20"/>
               </w:rPr>
-              <w:t>Одноразово</w:t>
+              <w:t>Одноразово (грн)</w:t>
             </w:r>
           </w:p>
         </w:tc>
@@ -1566,7 +2800,7 @@
                 <w:b/>
                 <w:sz w:val="20"/>
               </w:rPr>
-              <w:t>Щомісяця</w:t>
+              <w:t>Щомісяця (грн)</w:t>
             </w:r>
           </w:p>
         </w:tc>
@@ -1581,7 +2815,7 @@
               <w:rPr>
                 <w:sz w:val="20"/>
               </w:rPr>
-              <w:t>Домен (1 рік)</w:t>
+              <w:t>Домен .ua (1 рік)</w:t>
             </w:r>
           </w:p>
         </w:tc>
@@ -1594,7 +2828,7 @@
               <w:rPr>
                 <w:sz w:val="20"/>
               </w:rPr>
-              <w:t>~250 грн</w:t>
+              <w:t>~250</w:t>
             </w:r>
           </w:p>
         </w:tc>
@@ -1648,7 +2882,7 @@
               <w:rPr>
                 <w:sz w:val="20"/>
               </w:rPr>
-              <w:t>0 – 371 грн</w:t>
+              <w:t>0 - 371</w:t>
             </w:r>
           </w:p>
         </w:tc>
@@ -1663,7 +2897,7 @@
               <w:rPr>
                 <w:sz w:val="20"/>
               </w:rPr>
-              <w:t>Інструменти</w:t>
+              <w:t>Інструменти (Jira, GitHub...)</w:t>
             </w:r>
           </w:p>
         </w:tc>
@@ -1704,7 +2938,7 @@
               <w:rPr>
                 <w:sz w:val="20"/>
               </w:rPr>
-              <w:t>Зовнішні сервіси</w:t>
+              <w:t>Зовнішні сервіси (LiqPay)</w:t>
             </w:r>
           </w:p>
         </w:tc>
@@ -1745,7 +2979,7 @@
               <w:rPr>
                 <w:sz w:val="20"/>
               </w:rPr>
-              <w:t>Людські ресурси</w:t>
+              <w:t>Людські ресурси (ринкова оцінка)</w:t>
             </w:r>
           </w:p>
         </w:tc>
@@ -1758,7 +2992,7 @@
               <w:rPr>
                 <w:sz w:val="20"/>
               </w:rPr>
-              <w:t>0 (навчальний)</w:t>
+              <w:t>92,200</w:t>
             </w:r>
           </w:p>
         </w:tc>
@@ -1786,7 +3020,7 @@
               <w:rPr>
                 <w:sz w:val="20"/>
               </w:rPr>
-              <w:t>РАЗОМ</w:t>
+              <w:t>РАЗОМ (з ринковою оцінкою HR)</w:t>
             </w:r>
           </w:p>
         </w:tc>
@@ -1799,7 +3033,7 @@
               <w:rPr>
                 <w:sz w:val="20"/>
               </w:rPr>
-              <w:t>~250 грн</w:t>
+              <w:t>~92,450</w:t>
             </w:r>
           </w:p>
         </w:tc>
@@ -1812,7 +3046,48 @@
               <w:rPr>
                 <w:sz w:val="20"/>
               </w:rPr>
-              <w:t>0 – 371 грн</w:t>
+              <w:t>0 - 371</w:t>
+            </w:r>
+          </w:p>
+        </w:tc>
+      </w:tr>
+      <w:tr>
+        <w:tc>
+          <w:tcPr>
+            <w:tcW w:type="dxa" w:w="2880"/>
+          </w:tcPr>
+          <w:p>
+            <w:r>
+              <w:rPr>
+                <w:sz w:val="20"/>
+              </w:rPr>
+              <w:t>РАЗОМ (навчальний проєкт)</w:t>
+            </w:r>
+          </w:p>
+        </w:tc>
+        <w:tc>
+          <w:tcPr>
+            <w:tcW w:type="dxa" w:w="2880"/>
+          </w:tcPr>
+          <w:p>
+            <w:r>
+              <w:rPr>
+                <w:sz w:val="20"/>
+              </w:rPr>
+              <w:t>~250</w:t>
+            </w:r>
+          </w:p>
+        </w:tc>
+        <w:tc>
+          <w:tcPr>
+            <w:tcW w:type="dxa" w:w="2880"/>
+          </w:tcPr>
+          <w:p>
+            <w:r>
+              <w:rPr>
+                <w:sz w:val="20"/>
+              </w:rPr>
+              <w:t>0 - 371</w:t>
             </w:r>
           </w:p>
         </w:tc>
@@ -1820,15 +3095,360 @@
     </w:tbl>
     <w:p/>
     <w:p>
+      <w:pPr>
+        <w:pStyle w:val="Heading3"/>
+      </w:pPr>
       <w:r>
         <w:rPr>
+          <w:color w:val="1A1A2E"/>
+        </w:rPr>
+        <w:t>Висновок для клієнта:</w:t>
+      </w:r>
+    </w:p>
+    <w:p>
+      <w:r>
+        <w:rPr>
+          <w:rFonts w:ascii="Calibri" w:hAnsi="Calibri"/>
           <w:b/>
           <w:i w:val="0"/>
           <w:sz w:val="22"/>
         </w:rPr>
-        <w:t>Висновок: Запуск MVP обійдеться від ~250 грн (домен) при використанні безкоштовних планів хостингу. Час до запуску: 2 місяці.</w:t>
+        <w:t>1. Інфраструктурні витрати на запуск MVP: ~250 грн (домен) + 0-371 грн/міс (хостинг на free tiers).</w:t>
       </w:r>
     </w:p>
+    <w:p>
+      <w:r>
+        <w:rPr>
+          <w:rFonts w:ascii="Calibri" w:hAnsi="Calibri"/>
+          <w:b/>
+          <w:i w:val="0"/>
+          <w:sz w:val="22"/>
+        </w:rPr>
+        <w:t>2. Ринкова вартість розробки (якби наймали команду): ~92,200 грн (201 годин x 3 спеціалісти).</w:t>
+      </w:r>
+    </w:p>
+    <w:p>
+      <w:r>
+        <w:rPr>
+          <w:rFonts w:ascii="Calibri" w:hAnsi="Calibri"/>
+          <w:b/>
+          <w:i w:val="0"/>
+          <w:sz w:val="22"/>
+        </w:rPr>
+        <w:t>3. Час до запуску: 2 місяці (8 тижнів: 1 Initiation + 1 Planning + 6 розробка).</w:t>
+      </w:r>
+    </w:p>
+    <w:p>
+      <w:r>
+        <w:rPr>
+          <w:rFonts w:ascii="Calibri" w:hAnsi="Calibri"/>
+          <w:b w:val="0"/>
+          <w:i/>
+          <w:sz w:val="22"/>
+        </w:rPr>
+        <w:t>4. При масштабуванні (конструктор, більше трафіку) вартість хостингу зросте до ~$10-20/міс.</w:t>
+      </w:r>
+    </w:p>
+    <w:p/>
+    <w:p>
+      <w:pPr>
+        <w:pStyle w:val="Heading2"/>
+      </w:pPr>
+      <w:r>
+        <w:rPr>
+          <w:color w:val="1A1A2E"/>
+        </w:rPr>
+        <w:t>6. Ризики бюджету (згідно Risk Register, PM Мурадян)</w:t>
+      </w:r>
+    </w:p>
+    <w:tbl>
+      <w:tblPr>
+        <w:tblStyle w:val="LightGrid-Accent1"/>
+        <w:tblW w:type="auto" w:w="0"/>
+        <w:jc w:val="center"/>
+        <w:tblLook w:firstColumn="1" w:firstRow="1" w:lastColumn="0" w:lastRow="0" w:noHBand="0" w:noVBand="1" w:val="04A0"/>
+      </w:tblPr>
+      <w:tblGrid>
+        <w:gridCol w:w="2160"/>
+        <w:gridCol w:w="2160"/>
+        <w:gridCol w:w="2160"/>
+        <w:gridCol w:w="2160"/>
+      </w:tblGrid>
+      <w:tr>
+        <w:tc>
+          <w:tcPr>
+            <w:tcW w:type="dxa" w:w="2160"/>
+          </w:tcPr>
+          <w:p>
+            <w:r>
+              <w:rPr>
+                <w:b/>
+                <w:sz w:val="20"/>
+              </w:rPr>
+              <w:t>Ризик</w:t>
+            </w:r>
+          </w:p>
+        </w:tc>
+        <w:tc>
+          <w:tcPr>
+            <w:tcW w:type="dxa" w:w="2160"/>
+          </w:tcPr>
+          <w:p>
+            <w:r>
+              <w:rPr>
+                <w:b/>
+                <w:sz w:val="20"/>
+              </w:rPr>
+              <w:t>Ймовірність</w:t>
+            </w:r>
+          </w:p>
+        </w:tc>
+        <w:tc>
+          <w:tcPr>
+            <w:tcW w:type="dxa" w:w="2160"/>
+          </w:tcPr>
+          <w:p>
+            <w:r>
+              <w:rPr>
+                <w:b/>
+                <w:sz w:val="20"/>
+              </w:rPr>
+              <w:t>Вплив</w:t>
+            </w:r>
+          </w:p>
+        </w:tc>
+        <w:tc>
+          <w:tcPr>
+            <w:tcW w:type="dxa" w:w="2160"/>
+          </w:tcPr>
+          <w:p>
+            <w:r>
+              <w:rPr>
+                <w:b/>
+                <w:sz w:val="20"/>
+              </w:rPr>
+              <w:t>Стратегія</w:t>
+            </w:r>
+          </w:p>
+        </w:tc>
+      </w:tr>
+      <w:tr>
+        <w:tc>
+          <w:tcPr>
+            <w:tcW w:type="dxa" w:w="2160"/>
+          </w:tcPr>
+          <w:p>
+            <w:r>
+              <w:rPr>
+                <w:sz w:val="20"/>
+              </w:rPr>
+              <w:t>Free tier хостингу стане недостатнім</w:t>
+            </w:r>
+          </w:p>
+        </w:tc>
+        <w:tc>
+          <w:tcPr>
+            <w:tcW w:type="dxa" w:w="2160"/>
+          </w:tcPr>
+          <w:p>
+            <w:r>
+              <w:rPr>
+                <w:sz w:val="20"/>
+              </w:rPr>
+              <w:t>Середня</w:t>
+            </w:r>
+          </w:p>
+        </w:tc>
+        <w:tc>
+          <w:tcPr>
+            <w:tcW w:type="dxa" w:w="2160"/>
+          </w:tcPr>
+          <w:p>
+            <w:r>
+              <w:rPr>
+                <w:sz w:val="20"/>
+              </w:rPr>
+              <w:t>Низький</w:t>
+            </w:r>
+          </w:p>
+        </w:tc>
+        <w:tc>
+          <w:tcPr>
+            <w:tcW w:type="dxa" w:w="2160"/>
+          </w:tcPr>
+          <w:p>
+            <w:r>
+              <w:rPr>
+                <w:sz w:val="20"/>
+              </w:rPr>
+              <w:t>Перехід на платний план ($5-7/міс)</w:t>
+            </w:r>
+          </w:p>
+        </w:tc>
+      </w:tr>
+      <w:tr>
+        <w:tc>
+          <w:tcPr>
+            <w:tcW w:type="dxa" w:w="2160"/>
+          </w:tcPr>
+          <w:p>
+            <w:r>
+              <w:rPr>
+                <w:sz w:val="20"/>
+              </w:rPr>
+              <w:t>LiqPay змінить умови комісії</w:t>
+            </w:r>
+          </w:p>
+        </w:tc>
+        <w:tc>
+          <w:tcPr>
+            <w:tcW w:type="dxa" w:w="2160"/>
+          </w:tcPr>
+          <w:p>
+            <w:r>
+              <w:rPr>
+                <w:sz w:val="20"/>
+              </w:rPr>
+              <w:t>Низька</w:t>
+            </w:r>
+          </w:p>
+        </w:tc>
+        <w:tc>
+          <w:tcPr>
+            <w:tcW w:type="dxa" w:w="2160"/>
+          </w:tcPr>
+          <w:p>
+            <w:r>
+              <w:rPr>
+                <w:sz w:val="20"/>
+              </w:rPr>
+              <w:t>Середній</w:t>
+            </w:r>
+          </w:p>
+        </w:tc>
+        <w:tc>
+          <w:tcPr>
+            <w:tcW w:type="dxa" w:w="2160"/>
+          </w:tcPr>
+          <w:p>
+            <w:r>
+              <w:rPr>
+                <w:sz w:val="20"/>
+              </w:rPr>
+              <w:t>Альтернатива: Fondy, WayForPay</w:t>
+            </w:r>
+          </w:p>
+        </w:tc>
+      </w:tr>
+      <w:tr>
+        <w:tc>
+          <w:tcPr>
+            <w:tcW w:type="dxa" w:w="2160"/>
+          </w:tcPr>
+          <w:p>
+            <w:r>
+              <w:rPr>
+                <w:sz w:val="20"/>
+              </w:rPr>
+              <w:t>Cloudinary free вичерпається</w:t>
+            </w:r>
+          </w:p>
+        </w:tc>
+        <w:tc>
+          <w:tcPr>
+            <w:tcW w:type="dxa" w:w="2160"/>
+          </w:tcPr>
+          <w:p>
+            <w:r>
+              <w:rPr>
+                <w:sz w:val="20"/>
+              </w:rPr>
+              <w:t>Середня</w:t>
+            </w:r>
+          </w:p>
+        </w:tc>
+        <w:tc>
+          <w:tcPr>
+            <w:tcW w:type="dxa" w:w="2160"/>
+          </w:tcPr>
+          <w:p>
+            <w:r>
+              <w:rPr>
+                <w:sz w:val="20"/>
+              </w:rPr>
+              <w:t>Низький</w:t>
+            </w:r>
+          </w:p>
+        </w:tc>
+        <w:tc>
+          <w:tcPr>
+            <w:tcW w:type="dxa" w:w="2160"/>
+          </w:tcPr>
+          <w:p>
+            <w:r>
+              <w:rPr>
+                <w:sz w:val="20"/>
+              </w:rPr>
+              <w:t>Оптимізація фото перед завантаженням</w:t>
+            </w:r>
+          </w:p>
+        </w:tc>
+      </w:tr>
+      <w:tr>
+        <w:tc>
+          <w:tcPr>
+            <w:tcW w:type="dxa" w:w="2160"/>
+          </w:tcPr>
+          <w:p>
+            <w:r>
+              <w:rPr>
+                <w:sz w:val="20"/>
+              </w:rPr>
+              <w:t>Перевитрата годин Dev (scope creep)</w:t>
+            </w:r>
+          </w:p>
+        </w:tc>
+        <w:tc>
+          <w:tcPr>
+            <w:tcW w:type="dxa" w:w="2160"/>
+          </w:tcPr>
+          <w:p>
+            <w:r>
+              <w:rPr>
+                <w:sz w:val="20"/>
+              </w:rPr>
+              <w:t>Середня (R-01)</w:t>
+            </w:r>
+          </w:p>
+        </w:tc>
+        <w:tc>
+          <w:tcPr>
+            <w:tcW w:type="dxa" w:w="2160"/>
+          </w:tcPr>
+          <w:p>
+            <w:r>
+              <w:rPr>
+                <w:sz w:val="20"/>
+              </w:rPr>
+              <w:t>Високий</w:t>
+            </w:r>
+          </w:p>
+        </w:tc>
+        <w:tc>
+          <w:tcPr>
+            <w:tcW w:type="dxa" w:w="2160"/>
+          </w:tcPr>
+          <w:p>
+            <w:r>
+              <w:rPr>
+                <w:sz w:val="20"/>
+              </w:rPr>
+              <w:t>Контроль через Sprint Review + Charter</w:t>
+            </w:r>
+          </w:p>
+        </w:tc>
+      </w:tr>
+    </w:tbl>
     <w:sectPr>
       <w:pgSz w:w="12240" w:h="15840"/>
       <w:pgMar w:top="1440" w:right="1800" w:bottom="1440" w:left="1800" w:header="720" w:footer="720" w:gutter="0"/>
